--- a/워드/0_학생용_워크북.docx
+++ b/워드/0_학생용_워크북.docx
@@ -704,6 +704,127 @@
         <w:t>AI 입력창에 쓴 말은 내 컴퓨터에만 남는 게 아닙니다. 회사 서버로 넘어가고, 경우에 따라 다른 사람의 답을 만드는 데 쓰이기도 합니다. 그래서 ‘돌아올 수 없는 것’은 넣지 않습니다.</w:t>
       </w:r>
     </w:p>
+    <w:tbl>
+      <w:tblPr>
+        <w:tblW w:type="auto" w:w="0"/>
+        <w:tblLayout w:type="fixed"/>
+        <w:tblLook w:firstColumn="1" w:firstRow="1" w:lastColumn="0" w:lastRow="0" w:noHBand="0" w:noVBand="1" w:val="04A0"/>
+      </w:tblPr>
+      <w:tblGrid>
+        <w:gridCol w:w="9638"/>
+      </w:tblGrid>
+      <w:tr>
+        <w:tc>
+          <w:tcPr>
+            <w:tcW w:type="dxa" w:w="9638"/>
+            <w:shd w:val="clear" w:color="auto" w:fill="FBFCFF"/>
+            <w:tcBorders>
+              <w:top w:val="single" w:sz="8" w:space="0" w:color="C9D6EC"/>
+              <w:left w:val="single" w:sz="8" w:space="0" w:color="C9D6EC"/>
+              <w:bottom w:val="single" w:sz="8" w:space="0" w:color="C9D6EC"/>
+              <w:right w:val="single" w:sz="8" w:space="0" w:color="C9D6EC"/>
+            </w:tcBorders>
+            <w:tcMar>
+              <w:top w:w="140" w:type="dxa"/>
+              <w:left w:w="140" w:type="dxa"/>
+              <w:bottom w:w="140" w:type="dxa"/>
+              <w:right w:w="140" w:type="dxa"/>
+            </w:tcMar>
+          </w:tcPr>
+          <w:p>
+            <w:pPr>
+              <w:spacing w:after="20" w:line="312" w:lineRule="auto"/>
+            </w:pPr>
+            <w:r/>
+            <w:r>
+              <w:rPr>
+                <w:rFonts w:ascii="맑은 고딕" w:hAnsi="맑은 고딕" w:eastAsia="맑은 고딕"/>
+                <w:b/>
+                <w:sz w:val="22"/>
+              </w:rPr>
+              <w:t>이 여섯 가지, AI 입력창에 넣어도 될까요?</w:t>
+            </w:r>
+          </w:p>
+          <w:p>
+            <w:pPr>
+              <w:spacing w:after="20" w:line="312" w:lineRule="auto"/>
+            </w:pPr>
+            <w:r>
+              <w:rPr>
+                <w:rFonts w:ascii="맑은 고딕" w:hAnsi="맑은 고딕" w:eastAsia="맑은 고딕"/>
+                <w:sz w:val="22"/>
+              </w:rPr>
+              <w:t>1)  내 이름과 학번</w:t>
+            </w:r>
+          </w:p>
+          <w:p>
+            <w:pPr>
+              <w:spacing w:after="20" w:line="312" w:lineRule="auto"/>
+            </w:pPr>
+            <w:r>
+              <w:rPr>
+                <w:rFonts w:ascii="맑은 고딕" w:hAnsi="맑은 고딕" w:eastAsia="맑은 고딕"/>
+                <w:sz w:val="22"/>
+              </w:rPr>
+              <w:t>2)  우리 반 인원 수</w:t>
+            </w:r>
+          </w:p>
+          <w:p>
+            <w:pPr>
+              <w:spacing w:after="20" w:line="312" w:lineRule="auto"/>
+            </w:pPr>
+            <w:r>
+              <w:rPr>
+                <w:rFonts w:ascii="맑은 고딕" w:hAnsi="맑은 고딕" w:eastAsia="맑은 고딕"/>
+                <w:sz w:val="22"/>
+              </w:rPr>
+              <w:t>3)  친구 전화번호</w:t>
+            </w:r>
+          </w:p>
+          <w:p>
+            <w:pPr>
+              <w:spacing w:after="20" w:line="312" w:lineRule="auto"/>
+            </w:pPr>
+            <w:r>
+              <w:rPr>
+                <w:rFonts w:ascii="맑은 고딕" w:hAnsi="맑은 고딕" w:eastAsia="맑은 고딕"/>
+                <w:sz w:val="22"/>
+              </w:rPr>
+              <w:t>4)  교과서에 나온 공식</w:t>
+            </w:r>
+          </w:p>
+          <w:p>
+            <w:pPr>
+              <w:spacing w:after="20" w:line="312" w:lineRule="auto"/>
+            </w:pPr>
+            <w:r>
+              <w:rPr>
+                <w:rFonts w:ascii="맑은 고딕" w:hAnsi="맑은 고딕" w:eastAsia="맑은 고딕"/>
+                <w:sz w:val="22"/>
+              </w:rPr>
+              <w:t>5)  우리 집 주소</w:t>
+            </w:r>
+          </w:p>
+          <w:p>
+            <w:pPr>
+              <w:spacing w:after="20" w:line="312" w:lineRule="auto"/>
+            </w:pPr>
+            <w:r>
+              <w:rPr>
+                <w:rFonts w:ascii="맑은 고딕" w:hAnsi="맑은 고딕" w:eastAsia="맑은 고딕"/>
+                <w:sz w:val="22"/>
+              </w:rPr>
+              <w:t>6)  내가 쓴 글의 초안</w:t>
+            </w:r>
+          </w:p>
+        </w:tc>
+      </w:tr>
+    </w:tbl>
+    <w:p>
+      <w:pPr>
+        <w:spacing w:after="40"/>
+      </w:pPr>
+    </w:p>
     <w:p>
       <w:pPr>
         <w:spacing w:before="0" w:after="40"/>
@@ -793,6 +914,126 @@
         <w:t>▷ 기록 — 아래 6가지 중 AI 입력창에 넣어도 되는 것에 ○, 안 되는 것에 ✕ 를 적으세요</w:t>
       </w:r>
     </w:p>
+    <w:p>
+      <w:pPr>
+        <w:spacing w:before="0" w:after="0"/>
+        <w:ind w:left="170"/>
+      </w:pPr>
+      <w:r>
+        <w:rPr>
+          <w:rFonts w:ascii="맑은 고딕" w:hAnsi="맑은 고딕" w:eastAsia="맑은 고딕"/>
+          <w:b w:val="0"/>
+          <w:color w:val="9AA4B2"/>
+          <w:sz w:val="18"/>
+        </w:rPr>
+        <w:t>1)</w:t>
+      </w:r>
+    </w:p>
+    <w:p>
+      <w:pPr>
+        <w:spacing w:before="0" w:after="0"/>
+        <w:ind w:left="170"/>
+      </w:pPr>
+      <w:r>
+        <w:rPr>
+          <w:rFonts w:ascii="맑은 고딕" w:hAnsi="맑은 고딕" w:eastAsia="맑은 고딕"/>
+          <w:b w:val="0"/>
+          <w:color w:val="9AA4B2"/>
+          <w:sz w:val="18"/>
+        </w:rPr>
+        <w:t>2)</w:t>
+      </w:r>
+    </w:p>
+    <w:p>
+      <w:pPr>
+        <w:spacing w:before="0" w:after="0"/>
+        <w:ind w:left="170"/>
+      </w:pPr>
+      <w:r>
+        <w:rPr>
+          <w:rFonts w:ascii="맑은 고딕" w:hAnsi="맑은 고딕" w:eastAsia="맑은 고딕"/>
+          <w:b w:val="0"/>
+          <w:color w:val="9AA4B2"/>
+          <w:sz w:val="18"/>
+        </w:rPr>
+        <w:t>3)</w:t>
+      </w:r>
+    </w:p>
+    <w:p>
+      <w:pPr>
+        <w:spacing w:before="0" w:after="0"/>
+        <w:ind w:left="170"/>
+      </w:pPr>
+      <w:r>
+        <w:rPr>
+          <w:rFonts w:ascii="맑은 고딕" w:hAnsi="맑은 고딕" w:eastAsia="맑은 고딕"/>
+          <w:b w:val="0"/>
+          <w:color w:val="9AA4B2"/>
+          <w:sz w:val="18"/>
+        </w:rPr>
+        <w:t>4)</w:t>
+      </w:r>
+    </w:p>
+    <w:p>
+      <w:pPr>
+        <w:spacing w:before="0" w:after="0"/>
+        <w:ind w:left="170"/>
+      </w:pPr>
+      <w:r>
+        <w:rPr>
+          <w:rFonts w:ascii="맑은 고딕" w:hAnsi="맑은 고딕" w:eastAsia="맑은 고딕"/>
+          <w:b w:val="0"/>
+          <w:color w:val="9AA4B2"/>
+          <w:sz w:val="18"/>
+        </w:rPr>
+        <w:t>5)</w:t>
+      </w:r>
+    </w:p>
+    <w:p>
+      <w:pPr>
+        <w:spacing w:before="0" w:after="0"/>
+        <w:ind w:left="170"/>
+      </w:pPr>
+      <w:r>
+        <w:rPr>
+          <w:rFonts w:ascii="맑은 고딕" w:hAnsi="맑은 고딕" w:eastAsia="맑은 고딕"/>
+          <w:b w:val="0"/>
+          <w:color w:val="9AA4B2"/>
+          <w:sz w:val="18"/>
+        </w:rPr>
+        <w:t>6)</w:t>
+      </w:r>
+    </w:p>
+    <w:p>
+      <w:pPr>
+        <w:spacing w:before="0" w:after="0"/>
+        <w:ind w:left="170"/>
+      </w:pPr>
+      <w:r>
+        <w:rPr>
+          <w:rFonts w:ascii="맑은 고딕" w:hAnsi="맑은 고딕" w:eastAsia="맑은 고딕"/>
+          <w:b w:val="0"/>
+          <w:color w:val="9AA4B2"/>
+          <w:sz w:val="18"/>
+        </w:rPr>
+        <w:t xml:space="preserve"> </w:t>
+      </w:r>
+    </w:p>
+    <w:p>
+      <w:pPr>
+        <w:spacing w:before="0" w:after="0"/>
+        <w:ind w:left="170"/>
+      </w:pPr>
+      <w:r>
+        <w:rPr>
+          <w:rFonts w:ascii="맑은 고딕" w:hAnsi="맑은 고딕" w:eastAsia="맑은 고딕"/>
+          <w:b w:val="0"/>
+          <w:color w:val="9AA4B2"/>
+          <w:sz w:val="18"/>
+        </w:rPr>
+        <w:t>✕ 를 준 것들의 공통점:</w:t>
+      </w:r>
+    </w:p>
     <w:tbl>
       <w:tblPr>
         <w:tblW w:type="auto" w:w="0"/>
@@ -804,7 +1045,7 @@
       </w:tblGrid>
       <w:tr>
         <w:trPr>
-          <w:trHeight w:hRule="atLeast" w:val="2041"/>
+          <w:trHeight w:hRule="atLeast" w:val="680"/>
         </w:trPr>
         <w:tc>
           <w:tcPr>
@@ -1419,6 +1660,111 @@
         <w:t>▷ 기록 — ①의 답과, 내가 확인한 결과를 적으세요</w:t>
       </w:r>
     </w:p>
+    <w:p>
+      <w:pPr>
+        <w:spacing w:before="0" w:after="0"/>
+        <w:ind w:left="170"/>
+      </w:pPr>
+      <w:r>
+        <w:rPr>
+          <w:rFonts w:ascii="맑은 고딕" w:hAnsi="맑은 고딕" w:eastAsia="맑은 고딕"/>
+          <w:b w:val="0"/>
+          <w:color w:val="9AA4B2"/>
+          <w:sz w:val="18"/>
+        </w:rPr>
+        <w:t>AI가 말한 것 (조항 번호와 시간):</w:t>
+      </w:r>
+    </w:p>
+    <w:p>
+      <w:pPr>
+        <w:spacing w:before="0" w:after="0"/>
+        <w:ind w:left="170"/>
+      </w:pPr>
+      <w:r>
+        <w:rPr>
+          <w:rFonts w:ascii="맑은 고딕" w:hAnsi="맑은 고딕" w:eastAsia="맑은 고딕"/>
+          <w:b w:val="0"/>
+          <w:color w:val="9AA4B2"/>
+          <w:sz w:val="18"/>
+        </w:rPr>
+        <w:t xml:space="preserve"> </w:t>
+      </w:r>
+    </w:p>
+    <w:p>
+      <w:pPr>
+        <w:spacing w:before="0" w:after="0"/>
+        <w:ind w:left="170"/>
+      </w:pPr>
+      <w:r>
+        <w:rPr>
+          <w:rFonts w:ascii="맑은 고딕" w:hAnsi="맑은 고딕" w:eastAsia="맑은 고딕"/>
+          <w:b w:val="0"/>
+          <w:color w:val="9AA4B2"/>
+          <w:sz w:val="18"/>
+        </w:rPr>
+        <w:t>②에서 AI가 물러선 부분:</w:t>
+      </w:r>
+    </w:p>
+    <w:p>
+      <w:pPr>
+        <w:spacing w:before="0" w:after="0"/>
+        <w:ind w:left="170"/>
+      </w:pPr>
+      <w:r>
+        <w:rPr>
+          <w:rFonts w:ascii="맑은 고딕" w:hAnsi="맑은 고딕" w:eastAsia="맑은 고딕"/>
+          <w:b w:val="0"/>
+          <w:color w:val="9AA4B2"/>
+          <w:sz w:val="18"/>
+        </w:rPr>
+        <w:t xml:space="preserve"> </w:t>
+      </w:r>
+    </w:p>
+    <w:p>
+      <w:pPr>
+        <w:spacing w:before="0" w:after="0"/>
+        <w:ind w:left="170"/>
+      </w:pPr>
+      <w:r>
+        <w:rPr>
+          <w:rFonts w:ascii="맑은 고딕" w:hAnsi="맑은 고딕" w:eastAsia="맑은 고딕"/>
+          <w:b w:val="0"/>
+          <w:color w:val="9AA4B2"/>
+          <w:sz w:val="18"/>
+        </w:rPr>
+        <w:t>내가 공식 자료에서 확인한 것 (어디서 / 무엇을):</w:t>
+      </w:r>
+    </w:p>
+    <w:p>
+      <w:pPr>
+        <w:spacing w:before="0" w:after="0"/>
+        <w:ind w:left="170"/>
+      </w:pPr>
+      <w:r>
+        <w:rPr>
+          <w:rFonts w:ascii="맑은 고딕" w:hAnsi="맑은 고딕" w:eastAsia="맑은 고딕"/>
+          <w:b w:val="0"/>
+          <w:color w:val="9AA4B2"/>
+          <w:sz w:val="18"/>
+        </w:rPr>
+        <w:t xml:space="preserve"> </w:t>
+      </w:r>
+    </w:p>
+    <w:p>
+      <w:pPr>
+        <w:spacing w:before="0" w:after="0"/>
+        <w:ind w:left="170"/>
+      </w:pPr>
+      <w:r>
+        <w:rPr>
+          <w:rFonts w:ascii="맑은 고딕" w:hAnsi="맑은 고딕" w:eastAsia="맑은 고딕"/>
+          <w:b w:val="0"/>
+          <w:color w:val="9AA4B2"/>
+          <w:sz w:val="18"/>
+        </w:rPr>
+        <w:t>AI가 말한 것과 달랐던 점:</w:t>
+      </w:r>
+    </w:p>
     <w:tbl>
       <w:tblPr>
         <w:tblW w:type="auto" w:w="0"/>
@@ -1430,7 +1776,7 @@
       </w:tblGrid>
       <w:tr>
         <w:trPr>
-          <w:trHeight w:hRule="atLeast" w:val="4252"/>
+          <w:trHeight w:hRule="atLeast" w:val="2863"/>
         </w:trPr>
         <w:tc>
           <w:tcPr>
@@ -1642,6 +1988,96 @@
         <w:t>▷ 기록 — 오늘 S2에서 AI를 쓴 것을 기준으로 사용 기록을 채워 보세요</w:t>
       </w:r>
     </w:p>
+    <w:p>
+      <w:pPr>
+        <w:spacing w:before="0" w:after="0"/>
+        <w:ind w:left="170"/>
+      </w:pPr>
+      <w:r>
+        <w:rPr>
+          <w:rFonts w:ascii="맑은 고딕" w:hAnsi="맑은 고딕" w:eastAsia="맑은 고딕"/>
+          <w:b w:val="0"/>
+          <w:color w:val="9AA4B2"/>
+          <w:sz w:val="18"/>
+        </w:rPr>
+        <w:t>· 사용한 AI:</w:t>
+      </w:r>
+    </w:p>
+    <w:p>
+      <w:pPr>
+        <w:spacing w:before="0" w:after="0"/>
+        <w:ind w:left="170"/>
+      </w:pPr>
+      <w:r>
+        <w:rPr>
+          <w:rFonts w:ascii="맑은 고딕" w:hAnsi="맑은 고딕" w:eastAsia="맑은 고딕"/>
+          <w:b w:val="0"/>
+          <w:color w:val="9AA4B2"/>
+          <w:sz w:val="18"/>
+        </w:rPr>
+        <w:t>· 주고받은 횟수: 약    회</w:t>
+      </w:r>
+    </w:p>
+    <w:p>
+      <w:pPr>
+        <w:spacing w:before="0" w:after="0"/>
+        <w:ind w:left="170"/>
+      </w:pPr>
+      <w:r>
+        <w:rPr>
+          <w:rFonts w:ascii="맑은 고딕" w:hAnsi="맑은 고딕" w:eastAsia="맑은 고딕"/>
+          <w:b w:val="0"/>
+          <w:color w:val="9AA4B2"/>
+          <w:sz w:val="18"/>
+        </w:rPr>
+        <w:t>· AI가 가장 도움이 된 부분:</w:t>
+      </w:r>
+    </w:p>
+    <w:p>
+      <w:pPr>
+        <w:spacing w:before="0" w:after="0"/>
+        <w:ind w:left="170"/>
+      </w:pPr>
+      <w:r>
+        <w:rPr>
+          <w:rFonts w:ascii="맑은 고딕" w:hAnsi="맑은 고딕" w:eastAsia="맑은 고딕"/>
+          <w:b w:val="0"/>
+          <w:color w:val="9AA4B2"/>
+          <w:sz w:val="18"/>
+        </w:rPr>
+        <w:t>· AI 결과 중 내가 고친 부분:</w:t>
+      </w:r>
+    </w:p>
+    <w:p>
+      <w:pPr>
+        <w:spacing w:before="0" w:after="0"/>
+        <w:ind w:left="170"/>
+      </w:pPr>
+      <w:r>
+        <w:rPr>
+          <w:rFonts w:ascii="맑은 고딕" w:hAnsi="맑은 고딕" w:eastAsia="맑은 고딕"/>
+          <w:b w:val="0"/>
+          <w:color w:val="9AA4B2"/>
+          <w:sz w:val="18"/>
+        </w:rPr>
+        <w:t>· 사실 확인한 내용과 방법:</w:t>
+      </w:r>
+    </w:p>
+    <w:p>
+      <w:pPr>
+        <w:spacing w:before="0" w:after="0"/>
+        <w:ind w:left="170"/>
+      </w:pPr>
+      <w:r>
+        <w:rPr>
+          <w:rFonts w:ascii="맑은 고딕" w:hAnsi="맑은 고딕" w:eastAsia="맑은 고딕"/>
+          <w:b w:val="0"/>
+          <w:color w:val="9AA4B2"/>
+          <w:sz w:val="18"/>
+        </w:rPr>
+        <w:t>· AI에게 맡기지 않고 내가 한 일:</w:t>
+      </w:r>
+    </w:p>
     <w:tbl>
       <w:tblPr>
         <w:tblW w:type="auto" w:w="0"/>
@@ -1653,7 +2089,7 @@
       </w:tblGrid>
       <w:tr>
         <w:trPr>
-          <w:trHeight w:hRule="atLeast" w:val="4252"/>
+          <w:trHeight w:hRule="atLeast" w:val="3061"/>
         </w:trPr>
         <w:tc>
           <w:tcPr>
@@ -1899,6 +2335,111 @@
         <w:t>▷ 기록 — 세 가지를 내 말로 적으세요</w:t>
       </w:r>
     </w:p>
+    <w:p>
+      <w:pPr>
+        <w:spacing w:before="0" w:after="0"/>
+        <w:ind w:left="170"/>
+      </w:pPr>
+      <w:r>
+        <w:rPr>
+          <w:rFonts w:ascii="맑은 고딕" w:hAnsi="맑은 고딕" w:eastAsia="맑은 고딕"/>
+          <w:b w:val="0"/>
+          <w:color w:val="9AA4B2"/>
+          <w:sz w:val="18"/>
+        </w:rPr>
+        <w:t>① 넣지 말 것 —</w:t>
+      </w:r>
+    </w:p>
+    <w:p>
+      <w:pPr>
+        <w:spacing w:before="0" w:after="0"/>
+        <w:ind w:left="170"/>
+      </w:pPr>
+      <w:r>
+        <w:rPr>
+          <w:rFonts w:ascii="맑은 고딕" w:hAnsi="맑은 고딕" w:eastAsia="맑은 고딕"/>
+          <w:b w:val="0"/>
+          <w:color w:val="9AA4B2"/>
+          <w:sz w:val="18"/>
+        </w:rPr>
+        <w:t xml:space="preserve"> </w:t>
+      </w:r>
+    </w:p>
+    <w:p>
+      <w:pPr>
+        <w:spacing w:before="0" w:after="0"/>
+        <w:ind w:left="170"/>
+      </w:pPr>
+      <w:r>
+        <w:rPr>
+          <w:rFonts w:ascii="맑은 고딕" w:hAnsi="맑은 고딕" w:eastAsia="맑은 고딕"/>
+          <w:b w:val="0"/>
+          <w:color w:val="9AA4B2"/>
+          <w:sz w:val="18"/>
+        </w:rPr>
+        <w:t>② 믿지 말 것 —</w:t>
+      </w:r>
+    </w:p>
+    <w:p>
+      <w:pPr>
+        <w:spacing w:before="0" w:after="0"/>
+        <w:ind w:left="170"/>
+      </w:pPr>
+      <w:r>
+        <w:rPr>
+          <w:rFonts w:ascii="맑은 고딕" w:hAnsi="맑은 고딕" w:eastAsia="맑은 고딕"/>
+          <w:b w:val="0"/>
+          <w:color w:val="9AA4B2"/>
+          <w:sz w:val="18"/>
+        </w:rPr>
+        <w:t xml:space="preserve"> </w:t>
+      </w:r>
+    </w:p>
+    <w:p>
+      <w:pPr>
+        <w:spacing w:before="0" w:after="0"/>
+        <w:ind w:left="170"/>
+      </w:pPr>
+      <w:r>
+        <w:rPr>
+          <w:rFonts w:ascii="맑은 고딕" w:hAnsi="맑은 고딕" w:eastAsia="맑은 고딕"/>
+          <w:b w:val="0"/>
+          <w:color w:val="9AA4B2"/>
+          <w:sz w:val="18"/>
+        </w:rPr>
+        <w:t>③ 숨기지 말 것 —</w:t>
+      </w:r>
+    </w:p>
+    <w:p>
+      <w:pPr>
+        <w:spacing w:before="0" w:after="0"/>
+        <w:ind w:left="170"/>
+      </w:pPr>
+      <w:r>
+        <w:rPr>
+          <w:rFonts w:ascii="맑은 고딕" w:hAnsi="맑은 고딕" w:eastAsia="맑은 고딕"/>
+          <w:b w:val="0"/>
+          <w:color w:val="9AA4B2"/>
+          <w:sz w:val="18"/>
+        </w:rPr>
+        <w:t xml:space="preserve"> </w:t>
+      </w:r>
+    </w:p>
+    <w:p>
+      <w:pPr>
+        <w:spacing w:before="0" w:after="0"/>
+        <w:ind w:left="170"/>
+      </w:pPr>
+      <w:r>
+        <w:rPr>
+          <w:rFonts w:ascii="맑은 고딕" w:hAnsi="맑은 고딕" w:eastAsia="맑은 고딕"/>
+          <w:b w:val="0"/>
+          <w:color w:val="9AA4B2"/>
+          <w:sz w:val="18"/>
+        </w:rPr>
+        <w:t>오늘 가장 놀란 것:</w:t>
+      </w:r>
+    </w:p>
     <w:tbl>
       <w:tblPr>
         <w:tblW w:type="auto" w:w="0"/>
@@ -1910,7 +2451,7 @@
       </w:tblGrid>
       <w:tr>
         <w:trPr>
-          <w:trHeight w:hRule="atLeast" w:val="4252"/>
+          <w:trHeight w:hRule="atLeast" w:val="2863"/>
         </w:trPr>
         <w:tc>
           <w:tcPr>
